--- a/example_articles/occupations/Health and Personal Care/5.occupations_Health and Personal Care_Other_publisher.docx
+++ b/example_articles/occupations/Health and Personal Care/5.occupations_Health and Personal Care_Other_publisher.docx
@@ -27,17 +27,17 @@
     </w:p>
     <w:p>
       <w:r>
-        <w:t>Source File: Other publishers/Files (305).DOCX</w:t>
+        <w:t>Source file: Other publishers/Files (305).DOCX</w:t>
       </w:r>
     </w:p>
     <w:p>
       <w:r>
-        <w:t>Raw locations result: ['Pennsylvania']</w:t>
+        <w:t>Raw occupations result, 'occupations': ['Health and Personal Care']</w:t>
       </w:r>
     </w:p>
     <w:p>
       <w:r>
-        <w:t>occupations_stand_flat (Standardized): Health and Personal Care</w:t>
+        <w:t>Standardized occupations result, 'occupations_stand_flat': Health and Personal Care</w:t>
       </w:r>
     </w:p>
     <w:p>
